--- a/python/paper_design_dogcat/实验说明.docx
+++ b/python/paper_design_dogcat/实验说明.docx
@@ -95,6 +95,39 @@
       </w:r>
       <w:r>
         <w:t>0</w:t>
+      </w:r>
+    </w:p>
+    <w:p>
+      <w:proofErr w:type="spellStart"/>
+      <w:r>
+        <w:t>Num_workers</w:t>
+      </w:r>
+      <w:proofErr w:type="spellEnd"/>
+      <w:r>
+        <w:rPr>
+          <w:rFonts w:hint="eastAsia"/>
+        </w:rPr>
+        <w:t>为</w:t>
+      </w:r>
+      <w:r>
+        <w:rPr>
+          <w:rFonts w:hint="eastAsia"/>
+        </w:rPr>
+        <w:t>4</w:t>
+      </w:r>
+    </w:p>
+    <w:p>
+      <w:r>
+        <w:rPr>
+          <w:rFonts w:hint="eastAsia"/>
+        </w:rPr>
+        <w:t>使用</w:t>
+      </w:r>
+      <w:r>
+        <w:rPr>
+          <w:rFonts w:hint="eastAsia"/>
+        </w:rPr>
+        <w:t>cuda</w:t>
       </w:r>
       <w:bookmarkStart w:id="0" w:name="_GoBack"/>
       <w:bookmarkEnd w:id="0"/>

--- a/python/paper_design_dogcat/实验说明.docx
+++ b/python/paper_design_dogcat/实验说明.docx
@@ -123,11 +123,50 @@
         </w:rPr>
         <w:t>使用</w:t>
       </w:r>
+      <w:proofErr w:type="spellStart"/>
       <w:r>
         <w:rPr>
           <w:rFonts w:hint="eastAsia"/>
         </w:rPr>
         <w:t>cuda</w:t>
+      </w:r>
+      <w:proofErr w:type="spellEnd"/>
+    </w:p>
+    <w:p>
+      <w:r>
+        <w:rPr>
+          <w:rFonts w:hint="eastAsia"/>
+        </w:rPr>
+        <w:t>V2</w:t>
+      </w:r>
+      <w:r>
+        <w:rPr>
+          <w:rFonts w:hint="eastAsia"/>
+        </w:rPr>
+        <w:t>由于显存不够，</w:t>
+      </w:r>
+      <w:proofErr w:type="spellStart"/>
+      <w:r>
+        <w:rPr>
+          <w:rFonts w:hint="eastAsia"/>
+        </w:rPr>
+        <w:t>batchsize</w:t>
+      </w:r>
+      <w:proofErr w:type="spellEnd"/>
+      <w:r>
+        <w:rPr>
+          <w:rFonts w:hint="eastAsia"/>
+        </w:rPr>
+        <w:t>调整为</w:t>
+      </w:r>
+      <w:r>
+        <w:rPr>
+          <w:rFonts w:hint="eastAsia"/>
+        </w:rPr>
+        <w:t>3</w:t>
+      </w:r>
+      <w:r>
+        <w:t>2</w:t>
       </w:r>
       <w:bookmarkStart w:id="0" w:name="_GoBack"/>
       <w:bookmarkEnd w:id="0"/>
